--- a/7 Project Documentation/Sample Project Documentation.docx
+++ b/7 Project Documentation/Sample Project Documentation.docx
@@ -12,7 +12,17 @@
         <w:pStyle w:val="Title"/>
       </w:pPr>
       <w:r>
-        <w:t>PocketSmart AI: AI-Powered Budget &amp; Recommendation Assistant</w:t>
+        <w:rPr/>
+        <w:t>PocketSmart AI: Your Smart Budget &amp; Recommendation Assistant</w:t>
+      </w:r>
+    </w:p>
+    <w:p>
+      <w:pPr>
+        <w:pStyle w:val="BodyText"/>
+      </w:pPr>
+      <w:r>
+        <w:rPr/>
+        <w:t>Date: 01/10/2026    |    Team ID: SWTID-2026-6594    |    Guide: N. Indumathi AP/CSE</w:t>
       </w:r>
     </w:p>
     <w:p>
@@ -29,16 +39,16 @@
       </w:pPr>
       <w:r>
         <w:rPr/>
-        <w:t>PocketSmart AI helps people understand and control their spending. It reads messy UPI and card merchant strings such as "UPI-SWIGGY*BLR-9182", sorts them into ten spending categories, flags unusual charges, forecasts next-week spending per category and explains the results in plain English. Classical machine learning does all the numbers, and Google Gemini is used only to phrase the model output as friendly advice.</w:t>
-      </w:r>
-    </w:p>
-    <w:p>
-      <w:pPr>
-        <w:pStyle w:val="BodyText"/>
-      </w:pPr>
-      <w:r>
-        <w:rPr/>
-        <w:t>The project is built with Python 3.11, scikit-learn and statsmodels for the models, FastAPI with Pydantic validation for the five-endpoint API, the Gemini API for the advice layer and Streamlit for the interface. It is deployed on Google Cloud Run. All data is synthetic and generated with a seeded random generator, so every result in the README can be reproduced with one command. A local response cache and a template fallback keep the advice feature working even when the Gemini API is unreachable.</w:t>
+        <w:t>PocketSmart AI is a web application that turns a budget and a few preferences into a concrete shopping plan. It covers three everyday situations: Home Interior (furniture, decor and lighting for a room), Party (venue, food priced per guest and decor) and Jewelry (pieces matched to an occasion and an optional outfit photo). Google Gemini picks products from a fixed list of real catalog items and explains each choice, and the backend then verifies that the plan uses only real products and stays within the budget.</w:t>
+      </w:r>
+    </w:p>
+    <w:p>
+      <w:pPr>
+        <w:pStyle w:val="BodyText"/>
+      </w:pPr>
+      <w:r>
+        <w:rPr/>
+        <w:t>The project is built with Python, FastAPI and Uvicorn, Jinja2 templates with vanilla JavaScript, SQLite for users and history, PyJWT and PBKDF2 for authentication, Pydantic and Pillow for validation, and the Google Gen AI SDK for Gemini. If Gemini is unavailable, a rule-based budget engine produces the plan, so the user always receives a valid result. Thirty automated tests cover authentication, validation, all three planners, the fallback and per-user history isolation.</w:t>
       </w:r>
     </w:p>
     <w:p>
@@ -55,25 +65,25 @@
       </w:pPr>
       <w:r>
         <w:rPr/>
-        <w:t>Scenario 1: A college student pastes ten merchant strings from a UPI statement. PocketSmart AI returns a category and a confidence score for each one, such as Food Delivery or Transport, so a confusing statement becomes an organised list in seconds.</w:t>
-      </w:r>
-    </w:p>
-    <w:p>
-      <w:pPr>
-        <w:pStyle w:val="BodyText"/>
-      </w:pPr>
-      <w:r>
-        <w:rPr/>
-        <w:t>Scenario 2: A working professional opens the forecast view before a festival month. The app shows the predicted spend per category for the coming week, compares it with simple baselines and explains in plain English which categories are likely to rise.</w:t>
-      </w:r>
-    </w:p>
-    <w:p>
-      <w:pPr>
-        <w:pStyle w:val="BodyText"/>
-      </w:pPr>
-      <w:r>
-        <w:rPr/>
-        <w:t>Scenario 3: A user checks the anomalies view and sees a charge far above the usual level for its category. The advice endpoint explains the flag in simple words, and if the Gemini API is unavailable the app still returns a clear template-based message instead of an error.</w:t>
+        <w:t>Scenario 1: A college student enters Bedroom, Modern style, 1 room and a budget of Rs 45,000. PocketSmart AI returns a bed, mattress, lamp, curtains and other items as cards with prices and platforms, with a planned total at or under the budget and a bar showing what is left.</w:t>
+      </w:r>
+    </w:p>
+    <w:p>
+      <w:pPr>
+        <w:pStyle w:val="BodyText"/>
+      </w:pPr>
+      <w:r>
+        <w:rPr/>
+        <w:t>Scenario 2: A family plans a birthday for 30 guests with Rs 40,000 and ticks vegetarian only. The app picks a venue that fits 30 people, a veg buffet priced per guest and decor, so the total stays within the budget.</w:t>
+      </w:r>
+    </w:p>
+    <w:p>
+      <w:pPr>
+        <w:pStyle w:val="BodyText"/>
+      </w:pPr>
+      <w:r>
+        <w:rPr/>
+        <w:t>Scenario 3: A user chooses Wedding, Traditional style, describes a green silk saree, uploads an outfit photo and sets Rs 9,000. Gemini analyses the outfit and the app returns matching jewelry within the budget; if Gemini is down, the rule-based engine still returns a valid plan.</w:t>
       </w:r>
     </w:p>
     <w:p>
@@ -90,7 +100,7 @@
       </w:pPr>
       <w:r>
         <w:rPr/>
-        <w:t>Description: PocketSmart AI uses a modular layered architecture. The Streamlit interface (or the FastAPI /docs page) sends JSON requests over HTTPS to a FastAPI service running on Google Cloud Run. The service validates every request with Pydantic and calls the trained models, which are loaded once at start-up: a TF-IDF and Logistic Regression classifier, anomaly detectors (rolling z-score and Isolation Forest) and forecasters (Naive, Seasonal naive, Linear regression on lags and SARIMAX). The outputs are returned as JSON. For the advice endpoint the JSON is passed to the Gemini layer, which only rephrases it in English, caches the reply by input hash and falls back to a template string if the API call fails. Data, the trained model, evaluation results and the cache are stored as files.</w:t>
+        <w:t>Description: PocketSmart AI uses a layered architecture. The browser shows server-rendered Jinja2 pages with vanilla JavaScript. A FastAPI application served by Uvicorn exposes public, authentication and planner routes. The planner engine validates input with Pydantic, shortlists items from the product catalog, builds a prompt and calls Gemini through gemini_service.py. The reply is verified (real product ids only, no duplicates, total within budget); on any failure the rule-based engine builds the plan. Requests and results are saved in SQLite and shown as result cards.</w:t>
       </w:r>
     </w:p>
     <w:p>
@@ -138,7 +148,7 @@
       </w:pPr>
       <w:r>
         <w:rPr/>
-        <w:t>(Note: PocketSmart AI does not use a database, so an ER diagram is not required. Data is stored as CSV, joblib and JSON files.)</w:t>
+        <w:t>(Note: PocketSmart AI uses SQLite with two tables: users(id, username UNIQUE, email, password_hash, created_at) and history(id, user_id, category, budget, request_json, result_json, source, created_at). history.user_id refers to users.id, so each user sees only their own plans.)</w:t>
       </w:r>
     </w:p>
     <w:p>
@@ -161,11 +171,11 @@
         <w:rPr>
           <w:b/>
         </w:rPr>
-        <w:t xml:space="preserve">Python Programming Proficiency: </w:t>
-      </w:r>
-      <w:r>
-        <w:rPr/>
-        <w:t>Python Documentation (https://docs.python.org/3)</w:t>
+        <w:t>Python Programming Proficiency:</w:t>
+      </w:r>
+      <w:r>
+        <w:rPr/>
+        <w:t xml:space="preserve"> Python Documentation (https://docs.python.org/3)</w:t>
       </w:r>
     </w:p>
     <w:p>
@@ -180,11 +190,11 @@
         <w:rPr>
           <w:b/>
         </w:rPr>
-        <w:t xml:space="preserve">FastAPI and Pydantic Knowledge: </w:t>
-      </w:r>
-      <w:r>
-        <w:rPr/>
-        <w:t>FastAPI Documentation (https://fastapi.tiangolo.com)</w:t>
+        <w:t>FastAPI and Pydantic Knowledge:</w:t>
+      </w:r>
+      <w:r>
+        <w:rPr/>
+        <w:t xml:space="preserve"> FastAPI Documentation (https://fastapi.tiangolo.com)</w:t>
       </w:r>
     </w:p>
     <w:p>
@@ -199,11 +209,11 @@
         <w:rPr>
           <w:b/>
         </w:rPr>
-        <w:t xml:space="preserve">Machine Learning Basics: </w:t>
-      </w:r>
-      <w:r>
-        <w:rPr/>
-        <w:t>scikit-learn Documentation (https://scikit-learn.org/stable)</w:t>
+        <w:t>Jinja2, HTML, CSS and JavaScript Basics:</w:t>
+      </w:r>
+      <w:r>
+        <w:rPr/>
+        <w:t xml:space="preserve"> Jinja Documentation (https://jinja.palletsprojects.com)</w:t>
       </w:r>
     </w:p>
     <w:p>
@@ -218,11 +228,11 @@
         <w:rPr>
           <w:b/>
         </w:rPr>
-        <w:t xml:space="preserve">Time-Series Forecasting Basics: </w:t>
-      </w:r>
-      <w:r>
-        <w:rPr/>
-        <w:t>statsmodels Documentation (https://www.statsmodels.org)</w:t>
+        <w:t>SQLite and SQL Basics:</w:t>
+      </w:r>
+      <w:r>
+        <w:rPr/>
+        <w:t xml:space="preserve"> SQLite Documentation (https://www.sqlite.org/docs.html)</w:t>
       </w:r>
     </w:p>
     <w:p>
@@ -237,11 +247,11 @@
         <w:rPr>
           <w:b/>
         </w:rPr>
-        <w:t xml:space="preserve">Gemini API Familiarity: </w:t>
-      </w:r>
-      <w:r>
-        <w:rPr/>
-        <w:t>Gemini API Documentation (https://ai.google.dev/gemini-api/docs)</w:t>
+        <w:t>Gemini API Familiarity:</w:t>
+      </w:r>
+      <w:r>
+        <w:rPr/>
+        <w:t xml:space="preserve"> Gemini API Documentation (https://ai.google.dev/gemini-api/docs)</w:t>
       </w:r>
     </w:p>
     <w:p>
@@ -256,11 +266,11 @@
         <w:rPr>
           <w:b/>
         </w:rPr>
-        <w:t xml:space="preserve">Streamlit Skills: </w:t>
-      </w:r>
-      <w:r>
-        <w:rPr/>
-        <w:t>Streamlit Documentation (https://docs.streamlit.io)</w:t>
+        <w:t>JWT and Password Hashing Concepts:</w:t>
+      </w:r>
+      <w:r>
+        <w:rPr/>
+        <w:t xml:space="preserve"> PyJWT Documentation (https://pyjwt.readthedocs.io)</w:t>
       </w:r>
     </w:p>
     <w:p>
@@ -275,11 +285,11 @@
         <w:rPr>
           <w:b/>
         </w:rPr>
-        <w:t xml:space="preserve">Google Cloud Run Deployment: </w:t>
-      </w:r>
-      <w:r>
-        <w:rPr/>
-        <w:t>Cloud Run Documentation (https://cloud.google.com/run/docs)</w:t>
+        <w:t>Testing with pytest:</w:t>
+      </w:r>
+      <w:r>
+        <w:rPr/>
+        <w:t xml:space="preserve"> pytest Documentation (https://docs.pytest.org)</w:t>
       </w:r>
     </w:p>
     <w:p>
@@ -294,11 +304,11 @@
         <w:rPr>
           <w:b/>
         </w:rPr>
-        <w:t xml:space="preserve">Version Control with Git: </w:t>
-      </w:r>
-      <w:r>
-        <w:rPr/>
-        <w:t>Git Documentation (https://git-scm.com/doc)</w:t>
+        <w:t>Version Control with Git:</w:t>
+      </w:r>
+      <w:r>
+        <w:rPr/>
+        <w:t xml:space="preserve"> Git Documentation (https://git-scm.com/doc)</w:t>
       </w:r>
     </w:p>
     <w:p>
@@ -319,7 +329,8 @@
         <w:pStyle w:val="Heading3"/>
       </w:pPr>
       <w:r>
-        <w:t>Milestone 1: Data, Model Selection and Architecture</w:t>
+        <w:rPr/>
+        <w:t>Milestone 1: Gemini Setup, Model Selection and Architecture</w:t>
       </w:r>
     </w:p>
     <w:p>
@@ -332,7 +343,7 @@
       </w:pPr>
       <w:r>
         <w:rPr/>
-        <w:t>Activity 1.1: Create a Gemini API key and store it securely in the project environment.</w:t>
+        <w:t>Activity 1.1: Create a Gemini API key in Google AI Studio and store it securely in .env.</w:t>
       </w:r>
     </w:p>
     <w:p>
@@ -345,7 +356,7 @@
       </w:pPr>
       <w:r>
         <w:rPr/>
-        <w:t>Activity 1.2: Research and select the models for classification, anomaly detection and forecasting.</w:t>
+        <w:t>Activity 1.2: Select the Gemini models (primary and fallback) and design the prompt format.</w:t>
       </w:r>
     </w:p>
     <w:p>
@@ -358,7 +369,7 @@
       </w:pPr>
       <w:r>
         <w:rPr/>
-        <w:t>Activity 1.3: Define the architecture of the application, detailing the interaction between the UI, API, models and the Gemini layer.</w:t>
+        <w:t>Activity 1.3: Define the architecture: browser, FastAPI routes, planner engine, Gemini, verification and SQLite.</w:t>
       </w:r>
     </w:p>
     <w:p>
@@ -392,7 +403,7 @@
       </w:pPr>
       <w:r>
         <w:rPr/>
-        <w:t>Activity 2.1: Generate seeded synthetic transaction data and train the merchant classifier.</w:t>
+        <w:t>Activity 2.1: Build the simulated product catalog and the Home, Party and Jewelry planner logic with validation.</w:t>
       </w:r>
     </w:p>
     <w:p>
@@ -405,7 +416,7 @@
       </w:pPr>
       <w:r>
         <w:rPr/>
-        <w:t>Activity 2.2: Build anomaly detection and weekly per-category forecasting, and consolidate all metrics into one evaluation report.</w:t>
+        <w:t>Activity 2.2: Build the Gemini service (text and image prompts), answer verification and the rule-based fallback.</w:t>
       </w:r>
     </w:p>
     <w:p>
@@ -413,7 +424,8 @@
         <w:pStyle w:val="Heading3"/>
       </w:pPr>
       <w:r>
-        <w:t>Milestone 3: API Development (api/main.py)</w:t>
+        <w:rPr/>
+        <w:t>Milestone 3: Backend Routes and Authentication (app/)</w:t>
       </w:r>
     </w:p>
     <w:p>
@@ -426,7 +438,7 @@
       </w:pPr>
       <w:r>
         <w:rPr/>
-        <w:t>Activity 3.1: Write the FastAPI application with the five endpoints and Pydantic schemas, loading the models once at module scope.</w:t>
+        <w:t>Activity 3.1: Write the FastAPI app with public, authentication and planner routes, JWT sessions and SQLite history.</w:t>
       </w:r>
     </w:p>
     <w:p>
@@ -434,7 +446,8 @@
         <w:pStyle w:val="Heading3"/>
       </w:pPr>
       <w:r>
-        <w:t>Milestone 4: Gemini Layer and Frontend Development</w:t>
+        <w:rPr/>
+        <w:t>Milestone 4: Frontend Development and Testing</w:t>
       </w:r>
     </w:p>
     <w:p>
@@ -447,7 +460,7 @@
       </w:pPr>
       <w:r>
         <w:rPr/>
-        <w:t>Activity 4.1: Build the Gemini advice layer with a strict system prompt, response cache and template fallback.</w:t>
+        <w:t>Activity 4.1: Build the Jinja2 pages: landing, register, login, dashboard, three planners, three result pages, history and testimonials.</w:t>
       </w:r>
     </w:p>
     <w:p>
@@ -460,7 +473,7 @@
       </w:pPr>
       <w:r>
         <w:rPr/>
-        <w:t>Activity 4.2: Build the Streamlit interface that calls the API.</w:t>
+        <w:t>Activity 4.2: Add JavaScript for form submission, sorting and platform filtering, and write the 30 automated tests.</w:t>
       </w:r>
     </w:p>
     <w:p>
@@ -468,7 +481,8 @@
         <w:pStyle w:val="Heading3"/>
       </w:pPr>
       <w:r>
-        <w:t>Milestone 5: Deployment</w:t>
+        <w:rPr/>
+        <w:t>Milestone 5: Local Run and Verification</w:t>
       </w:r>
     </w:p>
     <w:p>
@@ -481,20 +495,7 @@
       </w:pPr>
       <w:r>
         <w:rPr/>
-        <w:t>Activity 5.1: Prepare the application and run it locally.</w:t>
-      </w:r>
-    </w:p>
-    <w:p>
-      <w:pPr>
-        <w:pStyle w:val="ListParagraph"/>
-        <w:numPr>
-          <w:ilvl w:val="0"/>
-          <w:numId w:val="2"/>
-        </w:numPr>
-      </w:pPr>
-      <w:r>
-        <w:rPr/>
-        <w:t>Activity 5.2: Deploy the application publicly on Google Cloud Run.</w:t>
+        <w:t>Activity 5.1: Run the application locally with Uvicorn and verify every page and endpoint.</w:t>
       </w:r>
     </w:p>
     <w:p>
@@ -512,16 +513,17 @@
         <w:pStyle w:val="Heading1"/>
       </w:pPr>
       <w:r>
-        <w:t>Milestone 1: Data, Model Selection and Architecture</w:t>
-      </w:r>
-    </w:p>
-    <w:p>
-      <w:pPr>
-        <w:pStyle w:val="BodyText"/>
-      </w:pPr>
-      <w:r>
-        <w:rPr/>
-        <w:t>In this milestone we decide which models solve each part of the problem, define how the components talk to each other and prepare the working environment. A key design choice is to keep numbers and predictions inside classical machine-learning models, and to use the generative AI model only to phrase the results.</w:t>
+        <w:rPr/>
+        <w:t>Milestone 1: Gemini Setup, Model Selection and Architecture</w:t>
+      </w:r>
+    </w:p>
+    <w:p>
+      <w:pPr>
+        <w:pStyle w:val="BodyText"/>
+      </w:pPr>
+      <w:r>
+        <w:rPr/>
+        <w:t>In this milestone we obtain access to Gemini, decide which models to use, define how the components communicate and prepare the development environment.</w:t>
       </w:r>
     </w:p>
     <w:p>
@@ -529,6 +531,7 @@
         <w:pStyle w:val="Heading3"/>
       </w:pPr>
       <w:r>
+        <w:rPr/>
         <w:t>Activity 1.1: Generate a Gemini API Key</w:t>
       </w:r>
     </w:p>
@@ -538,7 +541,7 @@
       </w:pPr>
       <w:r>
         <w:rPr/>
-        <w:t>The advice layer needs a valid Gemini API key. Follow the steps below to create one and connect it securely to the project.</w:t>
+        <w:t>The AI layer needs a valid Gemini API key. Follow the steps below to create one and connect it securely to the project.</w:t>
       </w:r>
     </w:p>
     <w:p>
@@ -553,11 +556,11 @@
         <w:rPr>
           <w:b/>
         </w:rPr>
-        <w:t xml:space="preserve">Step 1 — Open Google AI Studio: </w:t>
-      </w:r>
-      <w:r>
-        <w:rPr/>
-        <w:t>Visit https://aistudio.google.com and sign in with your Google account.</w:t>
+        <w:t>Step 1 — Open Google AI Studio:</w:t>
+      </w:r>
+      <w:r>
+        <w:rPr/>
+        <w:t xml:space="preserve"> Visit https://aistudio.google.com/apikey and sign in with your Google account.</w:t>
       </w:r>
     </w:p>
     <w:p>
@@ -572,11 +575,11 @@
         <w:rPr>
           <w:b/>
         </w:rPr>
-        <w:t xml:space="preserve">Step 2 — Create an API key: </w:t>
-      </w:r>
-      <w:r>
-        <w:rPr/>
-        <w:t>Open the "Get API key" section and click "Create API key" (select or create a Google Cloud project when asked).</w:t>
+        <w:t>Step 2 — Create an API key:</w:t>
+      </w:r>
+      <w:r>
+        <w:rPr/>
+        <w:t xml:space="preserve"> Click "Create API key" and select or create a Google Cloud project when asked.</w:t>
       </w:r>
     </w:p>
     <w:p>
@@ -591,11 +594,11 @@
         <w:rPr>
           <w:b/>
         </w:rPr>
-        <w:t xml:space="preserve">Step 3 — Copy the key: </w:t>
-      </w:r>
-      <w:r>
-        <w:rPr/>
-        <w:t>Copy the key immediately and store it safely. Do not share it or paste it into code.</w:t>
+        <w:t>Step 3 — Copy the key:</w:t>
+      </w:r>
+      <w:r>
+        <w:rPr/>
+        <w:t xml:space="preserve"> Copy it immediately and store it safely. Do not share it or paste it into code.</w:t>
       </w:r>
     </w:p>
     <w:p>
@@ -610,17 +613,11 @@
         <w:rPr>
           <w:b/>
         </w:rPr>
-        <w:t xml:space="preserve">Step 4 — Add the key to the project: </w:t>
-      </w:r>
-      <w:r>
-        <w:rPr/>
-        <w:t xml:space="preserve">Create a .env file in the project root and add the key: GEMINI_API_KEY=your_key_here </w:t>
-      </w:r>
-      <w:r>
-        <w:rPr>
-          <w:highlight w:val="yellow"/>
-        </w:rPr>
-        <w:t>[confirm variable name]</w:t>
+        <w:t>Step 4 — Add the key to the project:</w:t>
+      </w:r>
+      <w:r>
+        <w:rPr/>
+        <w:t xml:space="preserve"> Copy .env.example to .env in the project root and set GEMINI_API_KEY=your_key_here (also set SECRET_KEY).</w:t>
       </w:r>
     </w:p>
     <w:p>
@@ -635,11 +632,11 @@
         <w:rPr>
           <w:b/>
         </w:rPr>
-        <w:t xml:space="preserve">Step 5 — Keep the key out of git: </w:t>
-      </w:r>
-      <w:r>
-        <w:rPr/>
-        <w:t>Add .env to .gitignore so the key is never committed.</w:t>
+        <w:t>Step 5 — Keep the key out of git:</w:t>
+      </w:r>
+      <w:r>
+        <w:rPr/>
+        <w:t xml:space="preserve"> .env is listed in .gitignore so the key is never committed.</w:t>
       </w:r>
     </w:p>
     <w:p>
@@ -655,7 +652,7 @@
           <w:sz w:val="18"/>
           <w:noProof/>
         </w:rPr>
-        <w:t># .gitignore</w:t>
+        <w:t># .env.example (copy to .env)</w:t>
       </w:r>
     </w:p>
     <w:p>
@@ -671,7 +668,7 @@
           <w:sz w:val="18"/>
           <w:noProof/>
         </w:rPr>
-        <w:t>.env</w:t>
+        <w:t>GEMINI_API_KEY=your-gemini-api-key-here</w:t>
       </w:r>
     </w:p>
     <w:p>
@@ -687,7 +684,7 @@
           <w:sz w:val="18"/>
           <w:noProof/>
         </w:rPr>
-        <w:t>models/</w:t>
+        <w:t>GEMINI_MODEL=gemini-3.5-flash</w:t>
       </w:r>
     </w:p>
     <w:p>
@@ -703,7 +700,7 @@
           <w:sz w:val="18"/>
           <w:noProof/>
         </w:rPr>
-        <w:t>data/*.csv</w:t>
+        <w:t>SECRET_KEY=change-me-to-a-long-random-string</w:t>
       </w:r>
     </w:p>
     <w:p>
@@ -719,40 +716,30 @@
           <w:sz w:val="18"/>
           <w:noProof/>
         </w:rPr>
-        <w:t>__pycache__/</w:t>
-      </w:r>
-    </w:p>
-    <w:p>
-      <w:pPr>
-        <w:pStyle w:val="BodyText"/>
-      </w:pPr>
-    </w:p>
-    <w:p>
-      <w:pPr>
-        <w:pStyle w:val="BodyText"/>
-      </w:pPr>
-      <w:r>
-        <w:rPr>
-          <w:highlight w:val="yellow"/>
-        </w:rPr>
-        <w:t>[Insert screenshot: Google AI Studio API key page (hide the key value)]</w:t>
-      </w:r>
+        <w:t>DATABASE_PATH=pocketsmart.db</w:t>
+      </w:r>
+    </w:p>
+    <w:p>
+      <w:pPr>
+        <w:pStyle w:val="BodyText"/>
+      </w:pPr>
     </w:p>
     <w:p>
       <w:pPr>
         <w:pStyle w:val="Heading3"/>
       </w:pPr>
       <w:r>
-        <w:t>Activity 1.2: Research and Select the Appropriate Models</w:t>
-      </w:r>
-    </w:p>
-    <w:p>
-      <w:pPr>
-        <w:pStyle w:val="BodyText"/>
-      </w:pPr>
-      <w:r>
-        <w:rPr/>
-        <w:t>The following points were considered to select the best model for each task:</w:t>
+        <w:rPr/>
+        <w:t>Activity 1.2: Select the Gemini Models and Design the Prompt</w:t>
+      </w:r>
+    </w:p>
+    <w:p>
+      <w:pPr>
+        <w:pStyle w:val="BodyText"/>
+      </w:pPr>
+      <w:r>
+        <w:rPr/>
+        <w:t>The following points were considered when selecting the models and designing the prompt:</w:t>
       </w:r>
     </w:p>
     <w:p>
@@ -767,11 +754,11 @@
         <w:rPr>
           <w:b/>
         </w:rPr>
-        <w:t xml:space="preserve">Merchant classification: </w:t>
-      </w:r>
-      <w:r>
-        <w:rPr/>
-        <w:t>Merchant strings are short and noisy, so TF-IDF character n-grams (2 to 4) capture spelling variations. Logistic Regression with balanced class weights is the baseline, and RandomForest is used for comparison.</w:t>
+        <w:t>Model choice:</w:t>
+      </w:r>
+      <w:r>
+        <w:rPr/>
+        <w:t xml:space="preserve"> A fast Gemini Flash model is tried first because plans must come back quickly; the name is set in GEMINI_MODEL and can be changed when Google renames or retires models.</w:t>
       </w:r>
     </w:p>
     <w:p>
@@ -786,11 +773,11 @@
         <w:rPr>
           <w:b/>
         </w:rPr>
-        <w:t xml:space="preserve">Anomaly detection: </w:t>
-      </w:r>
-      <w:r>
-        <w:rPr/>
-        <w:t>A per-category rolling z-score is compared against Isolation Forest, measured by precision and recall against a hidden ground-truth column.</w:t>
+        <w:t>Fallback chain:</w:t>
+      </w:r>
+      <w:r>
+        <w:rPr/>
+        <w:t xml:space="preserve"> GEMINI_FALLBACK_MODELS lists backup models that are tried in order if the first one fails or hits a quota.</w:t>
       </w:r>
     </w:p>
     <w:p>
@@ -805,11 +792,11 @@
         <w:rPr>
           <w:b/>
         </w:rPr>
-        <w:t xml:space="preserve">Forecasting: </w:t>
-      </w:r>
-      <w:r>
-        <w:rPr/>
-        <w:t>Weekly per-category totals are forecast with Naive, Seasonal naive, Linear regression on lags and SARIMAX. The last 8 weeks are held out by date and models are compared by MAE and MAPE.</w:t>
+        <w:t>Closed candidate list:</w:t>
+      </w:r>
+      <w:r>
+        <w:rPr/>
+        <w:t xml:space="preserve"> The prompt lists only real catalog products with ids and computed prices and tells Gemini to choose from this list, so it cannot invent products or prices.</w:t>
       </w:r>
     </w:p>
     <w:p>
@@ -824,11 +811,11 @@
         <w:rPr>
           <w:b/>
         </w:rPr>
-        <w:t xml:space="preserve">Advice generation: </w:t>
-      </w:r>
-      <w:r>
-        <w:rPr/>
-        <w:t>Google Gemini is used only to turn model JSON into plain English. It never computes or predicts numbers.</w:t>
+        <w:t>Structured output:</w:t>
+      </w:r>
+      <w:r>
+        <w:rPr/>
+        <w:t xml:space="preserve"> Gemini must reply as JSON (summary, outfit_analysis, picks with id and reason, tips) at temperature 0.4, and the backend verifies the reply before showing it.</w:t>
       </w:r>
     </w:p>
     <w:p>
@@ -836,6 +823,7 @@
         <w:pStyle w:val="Heading3"/>
       </w:pPr>
       <w:r>
+        <w:rPr/>
         <w:t>Activity 1.3: Define the Architecture of the Application</w:t>
       </w:r>
     </w:p>
@@ -851,11 +839,11 @@
         <w:rPr>
           <w:b/>
         </w:rPr>
-        <w:t xml:space="preserve">Frontend: </w:t>
-      </w:r>
-      <w:r>
-        <w:rPr/>
-        <w:t>Users submit merchant strings or requests in the Streamlit app and see categories, summaries, forecasts, anomalies and advice.</w:t>
+        <w:t>Frontend:</w:t>
+      </w:r>
+      <w:r>
+        <w:rPr/>
+        <w:t xml:space="preserve"> Users register, log in and fill planner forms in Jinja2 pages; JavaScript submits forms with fetch and handles sorting and filtering in the browser.</w:t>
       </w:r>
     </w:p>
     <w:p>
@@ -870,11 +858,11 @@
         <w:rPr>
           <w:b/>
         </w:rPr>
-        <w:t xml:space="preserve">Backend: </w:t>
-      </w:r>
-      <w:r>
-        <w:rPr/>
-        <w:t>The FastAPI service validates requests with Pydantic, runs the pre-loaded models and returns JSON.</w:t>
+        <w:t>Backend:</w:t>
+      </w:r>
+      <w:r>
+        <w:rPr/>
+        <w:t xml:space="preserve"> FastAPI validates requests with Pydantic, authenticates the user, shortlists products, calls Gemini, verifies the answer and returns JSON.</w:t>
       </w:r>
     </w:p>
     <w:p>
@@ -889,11 +877,11 @@
         <w:rPr>
           <w:b/>
         </w:rPr>
-        <w:t xml:space="preserve">AI integration: </w:t>
-      </w:r>
-      <w:r>
-        <w:rPr/>
-        <w:t>The Gemini layer receives model JSON under a strict system prompt (never compute, never predict, only phrase), checks the cache, calls the API and falls back to a template string on failure.</w:t>
+        <w:t>AI integration:</w:t>
+      </w:r>
+      <w:r>
+        <w:rPr/>
+        <w:t xml:space="preserve"> gemini_service.py sends text, or text plus the outfit image, and parses the reply defensively; any failure raises GeminiUnavailable and triggers the rule-based fallback.</w:t>
       </w:r>
     </w:p>
     <w:p>
@@ -908,11 +896,11 @@
         <w:rPr>
           <w:b/>
         </w:rPr>
-        <w:t xml:space="preserve">Storage: </w:t>
-      </w:r>
-      <w:r>
-        <w:rPr/>
-        <w:t>Synthetic transactions (CSV), the trained model (joblib), evaluation results (JSON and PNG) and the response cache (JSON).</w:t>
+        <w:t>Storage:</w:t>
+      </w:r>
+      <w:r>
+        <w:rPr/>
+        <w:t xml:space="preserve"> SQLite stores users and history; the simulated product catalog lives in products.py; outfit images are validated and never saved to disk.</w:t>
       </w:r>
     </w:p>
     <w:p>
@@ -935,11 +923,11 @@
         <w:rPr>
           <w:b/>
         </w:rPr>
-        <w:t xml:space="preserve">Install Python: </w:t>
-      </w:r>
-      <w:r>
-        <w:rPr/>
-        <w:t>Create a conda environment with Python 3.11.</w:t>
+        <w:t>Install Python:</w:t>
+      </w:r>
+      <w:r>
+        <w:rPr/>
+        <w:t xml:space="preserve"> Install Python 3.10 or newer and create a virtual environment.</w:t>
       </w:r>
     </w:p>
     <w:p>
@@ -955,7 +943,7 @@
           <w:sz w:val="18"/>
           <w:noProof/>
         </w:rPr>
-        <w:t>conda create -n pocketsmart python=3.11</w:t>
+        <w:t>python -m venv .venv</w:t>
       </w:r>
     </w:p>
     <w:p>
@@ -971,7 +959,7 @@
           <w:sz w:val="18"/>
           <w:noProof/>
         </w:rPr>
-        <w:t>conda activate pocketsmart</w:t>
+        <w:t>.venv\Scripts\Activate.ps1   # Windows PowerShell</w:t>
       </w:r>
     </w:p>
     <w:p>
@@ -991,11 +979,11 @@
         <w:rPr>
           <w:b/>
         </w:rPr>
-        <w:t xml:space="preserve">Install the libraries: </w:t>
-      </w:r>
-      <w:r>
-        <w:rPr/>
-        <w:t>Install the dependencies listed in requirements.txt.</w:t>
+        <w:t>Install the libraries:</w:t>
+      </w:r>
+      <w:r>
+        <w:rPr/>
+        <w:t xml:space="preserve"> Install the dependencies listed in requirements.txt.</w:t>
       </w:r>
     </w:p>
     <w:p>
@@ -1011,7 +999,7 @@
           <w:sz w:val="18"/>
           <w:noProof/>
         </w:rPr>
-        <w:t>pip install -r requirements.txt</w:t>
+        <w:t>python -m pip install -r requirements.txt</w:t>
       </w:r>
     </w:p>
     <w:p>
@@ -1027,7 +1015,7 @@
           <w:sz w:val="18"/>
           <w:noProof/>
         </w:rPr>
-        <w:t>python -c "import sklearn, statsmodels"</w:t>
+        <w:t>python -c "import fastapi, google.genai"</w:t>
       </w:r>
     </w:p>
     <w:p>
@@ -1047,11 +1035,11 @@
         <w:rPr>
           <w:b/>
         </w:rPr>
-        <w:t xml:space="preserve">Set up the project structure: </w:t>
-      </w:r>
-      <w:r>
-        <w:rPr/>
-        <w:t>Create the folders data, src, models, results and api, plus README.md and VIVA.md.</w:t>
+        <w:t>Set up the project structure:</w:t>
+      </w:r>
+      <w:r>
+        <w:rPr/>
+        <w:t xml:space="preserve"> Keep the app, templates, static, tests, scripts and docs folders as shown below.</w:t>
       </w:r>
     </w:p>
     <w:p>
@@ -1067,7 +1055,7 @@
           <w:sz w:val="18"/>
           <w:noProof/>
         </w:rPr>
-        <w:t>pocketsmart/</w:t>
+        <w:t>PocketSmart-AI/</w:t>
       </w:r>
     </w:p>
     <w:p>
@@ -1083,7 +1071,7 @@
           <w:sz w:val="18"/>
           <w:noProof/>
         </w:rPr>
-        <w:t>|-- data/generate.py</w:t>
+        <w:t>|-- app/ (main, config, auth, database, gemini_service, planners, products, routes/)</w:t>
       </w:r>
     </w:p>
     <w:p>
@@ -1099,7 +1087,7 @@
           <w:sz w:val="18"/>
           <w:noProof/>
         </w:rPr>
-        <w:t>|-- src/ (features, train_classifier, anomaly, forecast, evaluate, gemini)</w:t>
+        <w:t>|-- templates/  static/css  static/js</w:t>
       </w:r>
     </w:p>
     <w:p>
@@ -1115,7 +1103,7 @@
           <w:sz w:val="18"/>
           <w:noProof/>
         </w:rPr>
-        <w:t>|-- models/classifier.joblib</w:t>
+        <w:t>|-- tests/test_app.py  scripts/test_gemini.py</w:t>
       </w:r>
     </w:p>
     <w:p>
@@ -1131,7 +1119,7 @@
           <w:sz w:val="18"/>
           <w:noProof/>
         </w:rPr>
-        <w:t>|-- results/metrics.json</w:t>
+        <w:t>|-- docs/screenshots/</w:t>
       </w:r>
     </w:p>
     <w:p>
@@ -1147,7 +1135,7 @@
           <w:sz w:val="18"/>
           <w:noProof/>
         </w:rPr>
-        <w:t>`-- api/main.py</w:t>
+        <w:t>`-- .env.example  requirements.txt  README.md</w:t>
       </w:r>
     </w:p>
     <w:p>
@@ -1168,7 +1156,8 @@
         <w:pStyle w:val="Heading3"/>
       </w:pPr>
       <w:r>
-        <w:t>Activity 2.1: Generate Data and Train the Classifier</w:t>
+        <w:rPr/>
+        <w:t>Activity 2.1: Build the Catalog and Planner Logic</w:t>
       </w:r>
     </w:p>
     <w:p>
@@ -1183,11 +1172,11 @@
         <w:rPr>
           <w:b/>
         </w:rPr>
-        <w:t xml:space="preserve">Synthetic data generator: </w:t>
-      </w:r>
-      <w:r>
-        <w:rPr/>
-        <w:t>data/generate.py creates about 8,000 to 12,000 daily transactions over 30 months in 10 categories, with weekly, monthly and festival seasonality, messy Indian-format merchant strings and about 2% injected anomalies stored in a hidden ground-truth column. A fixed random seed makes it reproducible.</w:t>
+        <w:t>Product catalog:</w:t>
+      </w:r>
+      <w:r>
+        <w:rPr/>
+        <w:t xml:space="preserve"> app/products.py holds a simulated catalog of 52 items (24 home, 14 party, 14 jewelry) with platform, price, tags and, for party items, capacity and per-person or per-event pricing.</w:t>
       </w:r>
     </w:p>
     <w:p>
@@ -1202,11 +1191,11 @@
         <w:rPr>
           <w:b/>
         </w:rPr>
-        <w:t xml:space="preserve">Merchant classifier: </w:t>
-      </w:r>
-      <w:r>
-        <w:rPr/>
-        <w:t>src/features.py builds TF-IDF character n-gram features fit on the training split only. src/train_classifier.py trains Logistic Regression (balanced class weights), compares RandomForest, uses a time-based split and reports per-class precision, recall and a confusion matrix. The vectorizer and model are saved together as models/classifier.joblib.</w:t>
+        <w:t>Planner logic:</w:t>
+      </w:r>
+      <w:r>
+        <w:rPr/>
+        <w:t xml:space="preserve"> app/planners.py defines Pydantic request models (budget range, allowed rooms, styles, events and occasions, guest and quantity limits), shortlists candidates and builds the prompt. Party food is priced per guest and venue capacity must cover the guests; Home plans use budget divided by rooms.</w:t>
       </w:r>
     </w:p>
     <w:p>
@@ -1222,7 +1211,7 @@
           <w:sz w:val="18"/>
           <w:noProof/>
         </w:rPr>
-        <w:t>python data/generate.py</w:t>
+        <w:t>python -m pytest -q</w:t>
       </w:r>
     </w:p>
     <w:p>
@@ -1238,23 +1227,64 @@
           <w:sz w:val="18"/>
           <w:noProof/>
         </w:rPr>
-        <w:t>python src/train_classifier.py</w:t>
-      </w:r>
-    </w:p>
-    <w:p>
-      <w:pPr>
-        <w:pStyle w:val="BodyText"/>
-      </w:pPr>
-    </w:p>
-    <w:p>
-      <w:pPr>
-        <w:pStyle w:val="BodyText"/>
-      </w:pPr>
-      <w:r>
-        <w:rPr>
-          <w:highlight w:val="yellow"/>
-        </w:rPr>
-        <w:t>[Insert screenshot: terminal output showing classifier accuracy and per-class report]</w:t>
+        <w:t># expect: 30 passed</w:t>
+      </w:r>
+    </w:p>
+    <w:p>
+      <w:pPr>
+        <w:pStyle w:val="BodyText"/>
+      </w:pPr>
+    </w:p>
+    <w:p>
+      <w:pPr>
+        <w:pStyle w:val="BodyText"/>
+        <w:jc w:val="center"/>
+      </w:pPr>
+      <w:r>
+        <w:drawing>
+          <wp:inline>
+            <wp:extent cx="5303520" cy="4476171"/>
+            <wp:docPr id="2" name="Picture 2"/>
+            <wp:cNvGraphicFramePr>
+              <a:graphicFrameLocks noChangeAspect="1"/>
+            </wp:cNvGraphicFramePr>
+            <a:graphic>
+              <a:graphicData uri="http://schemas.openxmlformats.org/drawingml/2006/picture">
+                <pic:pic>
+                  <pic:nvPicPr>
+                    <pic:cNvPr id="0" name="pytest_out.png"/>
+                    <pic:cNvPicPr/>
+                  </pic:nvPicPr>
+                  <pic:blipFill>
+                    <a:blip r:embed="rId33"/>
+                    <a:stretch>
+                      <a:fillRect/>
+                    </a:stretch>
+                  </pic:blipFill>
+                  <pic:spPr>
+                    <a:xfrm>
+                      <a:off x="0" y="0"/>
+                      <a:ext cx="5303520" cy="4476171"/>
+                    </a:xfrm>
+                    <a:prstGeom prst="rect"/>
+                  </pic:spPr>
+                </pic:pic>
+              </a:graphicData>
+            </a:graphic>
+          </wp:inline>
+        </w:drawing>
+      </w:r>
+    </w:p>
+    <w:p>
+      <w:pPr>
+        <w:pStyle w:val="BodyText"/>
+        <w:jc w:val="center"/>
+      </w:pPr>
+      <w:r>
+        <w:rPr>
+          <w:i/>
+        </w:rPr>
+        <w:t>Terminal output of python -m pytest -v: 30 passed</w:t>
       </w:r>
     </w:p>
     <w:p>
@@ -1262,7 +1292,8 @@
         <w:pStyle w:val="Heading3"/>
       </w:pPr>
       <w:r>
-        <w:t>Activity 2.2: Anomaly Detection, Forecasting and Evaluation</w:t>
+        <w:rPr/>
+        <w:t>Activity 2.2: Gemini Service, Verification and Fallback</w:t>
       </w:r>
     </w:p>
     <w:p>
@@ -1277,11 +1308,11 @@
         <w:rPr>
           <w:b/>
         </w:rPr>
-        <w:t xml:space="preserve">Anomaly detection: </w:t>
-      </w:r>
-      <w:r>
-        <w:rPr/>
-        <w:t>src/anomaly.py compares a per-category rolling z-score with Isolation Forest and reports precision and recall against the ground truth.</w:t>
+        <w:t>Gemini service:</w:t>
+      </w:r>
+      <w:r>
+        <w:rPr/>
+        <w:t xml:space="preserve"> app/gemini_service.py wraps the google-genai SDK, sends the prompt (and the image for jewelry) with response type application/json and tries the configured models in order.</w:t>
       </w:r>
     </w:p>
     <w:p>
@@ -1296,11 +1327,11 @@
         <w:rPr>
           <w:b/>
         </w:rPr>
-        <w:t xml:space="preserve">Forecasting: </w:t>
-      </w:r>
-      <w:r>
-        <w:rPr/>
-        <w:t>src/forecast.py trains Naive, Seasonal naive, Linear regression on lags and SARIMAX models and prints a results table with MAE and MAPE.</w:t>
+        <w:t>Verification:</w:t>
+      </w:r>
+      <w:r>
+        <w:rPr/>
+        <w:t xml:space="preserve"> _verify_picks drops unknown or duplicate ids and removes items from the end until the total is within the budget; if nothing valid remains, the fallback is used.</w:t>
       </w:r>
     </w:p>
     <w:p>
@@ -1315,11 +1346,11 @@
         <w:rPr>
           <w:b/>
         </w:rPr>
-        <w:t xml:space="preserve">Evaluation report: </w:t>
-      </w:r>
-      <w:r>
-        <w:rPr/>
-        <w:t>src/evaluate.py with the --report flag regenerates every README number and writes results/metrics.json, a confusion matrix PNG and a forecast plot PNG.</w:t>
+        <w:t>Rule-based fallback:</w:t>
+      </w:r>
+      <w:r>
+        <w:rPr/>
+        <w:t xml:space="preserve"> rule_based_pick ranks items by relevance, takes one item per category first for variety, then fills the remaining budget; party plans reserve up to 35% of the budget for the venue and 55% for food.</w:t>
       </w:r>
     </w:p>
     <w:p>
@@ -1335,23 +1366,64 @@
           <w:sz w:val="18"/>
           <w:noProof/>
         </w:rPr>
-        <w:t>python src/evaluate.py --report</w:t>
-      </w:r>
-    </w:p>
-    <w:p>
-      <w:pPr>
-        <w:pStyle w:val="BodyText"/>
-      </w:pPr>
-    </w:p>
-    <w:p>
-      <w:pPr>
-        <w:pStyle w:val="BodyText"/>
-      </w:pPr>
-      <w:r>
-        <w:rPr>
-          <w:highlight w:val="yellow"/>
-        </w:rPr>
-        <w:t>[Insert screenshot: confusion matrix image and forecast plot from the results folder]</w:t>
+        <w:t>python scripts/test_gemini.py</w:t>
+      </w:r>
+    </w:p>
+    <w:p>
+      <w:pPr>
+        <w:pStyle w:val="BodyText"/>
+      </w:pPr>
+    </w:p>
+    <w:p>
+      <w:pPr>
+        <w:pStyle w:val="BodyText"/>
+        <w:jc w:val="center"/>
+      </w:pPr>
+      <w:r>
+        <w:drawing>
+          <wp:inline>
+            <wp:extent cx="5486400" cy="8304415"/>
+            <wp:docPr id="3" name="Picture 3"/>
+            <wp:cNvGraphicFramePr>
+              <a:graphicFrameLocks noChangeAspect="1"/>
+            </wp:cNvGraphicFramePr>
+            <a:graphic>
+              <a:graphicData uri="http://schemas.openxmlformats.org/drawingml/2006/picture">
+                <pic:pic>
+                  <pic:nvPicPr>
+                    <pic:cNvPr id="0" name="07_home_result.png"/>
+                    <pic:cNvPicPr/>
+                  </pic:nvPicPr>
+                  <pic:blipFill>
+                    <a:blip r:embed="rId34"/>
+                    <a:stretch>
+                      <a:fillRect/>
+                    </a:stretch>
+                  </pic:blipFill>
+                  <pic:spPr>
+                    <a:xfrm>
+                      <a:off x="0" y="0"/>
+                      <a:ext cx="5486400" cy="8304415"/>
+                    </a:xfrm>
+                    <a:prstGeom prst="rect"/>
+                  </pic:spPr>
+                </pic:pic>
+              </a:graphicData>
+            </a:graphic>
+          </wp:inline>
+        </w:drawing>
+      </w:r>
+    </w:p>
+    <w:p>
+      <w:pPr>
+        <w:pStyle w:val="BodyText"/>
+        <w:jc w:val="center"/>
+      </w:pPr>
+      <w:r>
+        <w:rPr>
+          <w:i/>
+        </w:rPr>
+        <w:t>Home Interior plan result (bedroom, modern, Rs 45,000)</w:t>
       </w:r>
     </w:p>
     <w:p>
@@ -1359,16 +1431,17 @@
         <w:pStyle w:val="Heading1"/>
       </w:pPr>
       <w:r>
-        <w:t>Milestone 3: API Development (api/main.py)</w:t>
-      </w:r>
-    </w:p>
-    <w:p>
-      <w:pPr>
-        <w:pStyle w:val="BodyText"/>
-      </w:pPr>
-      <w:r>
-        <w:rPr/>
-        <w:t>This milestone builds the FastAPI application that exposes the models. Models are loaded once at module scope, and every request and response uses a Pydantic schema.</w:t>
+        <w:rPr/>
+        <w:t>Milestone 3: Backend Routes and Authentication (app/)</w:t>
+      </w:r>
+    </w:p>
+    <w:p>
+      <w:pPr>
+        <w:pStyle w:val="BodyText"/>
+      </w:pPr>
+      <w:r>
+        <w:rPr/>
+        <w:t>This milestone builds the FastAPI application. Routes are split into public, authentication and planner modules, and every planner route requires a logged-in user.</w:t>
       </w:r>
     </w:p>
     <w:p>
@@ -1376,7 +1449,8 @@
         <w:pStyle w:val="Heading3"/>
       </w:pPr>
       <w:r>
-        <w:t>Activity 3.1: Writing the Main Application Logic in api/main.py</w:t>
+        <w:rPr/>
+        <w:t>Activity 3.1: Writing the Routes in app/routes</w:t>
       </w:r>
     </w:p>
     <w:p>
@@ -1384,6 +1458,7 @@
         <w:pStyle w:val="Heading4"/>
       </w:pPr>
       <w:r>
+        <w:rPr/>
         <w:t>Define the Endpoints:</w:t>
       </w:r>
     </w:p>
@@ -1397,59 +1472,59 @@
       </w:pPr>
       <w:r>
         <w:rPr/>
-        <w:t>POST /categorize: merchant string(s) in, categories and confidence out.</w:t>
-      </w:r>
-    </w:p>
-    <w:p>
-      <w:pPr>
-        <w:pStyle w:val="ListParagraph"/>
-        <w:numPr>
-          <w:ilvl w:val="0"/>
-          <w:numId w:val="1"/>
-        </w:numPr>
-      </w:pPr>
-      <w:r>
-        <w:rPr/>
-        <w:t>GET /summary: category breakdown for a period.</w:t>
-      </w:r>
-    </w:p>
-    <w:p>
-      <w:pPr>
-        <w:pStyle w:val="ListParagraph"/>
-        <w:numPr>
-          <w:ilvl w:val="0"/>
-          <w:numId w:val="1"/>
-        </w:numPr>
-      </w:pPr>
-      <w:r>
-        <w:rPr/>
-        <w:t>GET /forecast: next-period prediction per category.</w:t>
-      </w:r>
-    </w:p>
-    <w:p>
-      <w:pPr>
-        <w:pStyle w:val="ListParagraph"/>
-        <w:numPr>
-          <w:ilvl w:val="0"/>
-          <w:numId w:val="1"/>
-        </w:numPr>
-      </w:pPr>
-      <w:r>
-        <w:rPr/>
-        <w:t>GET /anomalies: flagged transactions.</w:t>
-      </w:r>
-    </w:p>
-    <w:p>
-      <w:pPr>
-        <w:pStyle w:val="ListParagraph"/>
-        <w:numPr>
-          <w:ilvl w:val="0"/>
-          <w:numId w:val="1"/>
-        </w:numPr>
-      </w:pPr>
-      <w:r>
-        <w:rPr/>
-        <w:t>POST /advice: sends model output to the Gemini layer and returns plain-English advice.</w:t>
+        <w:t>POST /register, /login, /logout and /token: account creation, session cookie and Bearer token.</w:t>
+      </w:r>
+    </w:p>
+    <w:p>
+      <w:pPr>
+        <w:pStyle w:val="ListParagraph"/>
+        <w:numPr>
+          <w:ilvl w:val="0"/>
+          <w:numId w:val="1"/>
+        </w:numPr>
+      </w:pPr>
+      <w:r>
+        <w:rPr/>
+        <w:t>GET /session-info and /session-data: login status and dashboard statistics.</w:t>
+      </w:r>
+    </w:p>
+    <w:p>
+      <w:pPr>
+        <w:pStyle w:val="ListParagraph"/>
+        <w:numPr>
+          <w:ilvl w:val="0"/>
+          <w:numId w:val="1"/>
+        </w:numPr>
+      </w:pPr>
+      <w:r>
+        <w:rPr/>
+        <w:t>POST /generate-home, /generate-party and /generate-jewelry: validate, plan and save a recommendation.</w:t>
+      </w:r>
+    </w:p>
+    <w:p>
+      <w:pPr>
+        <w:pStyle w:val="ListParagraph"/>
+        <w:numPr>
+          <w:ilvl w:val="0"/>
+          <w:numId w:val="1"/>
+        </w:numPr>
+      </w:pPr>
+      <w:r>
+        <w:rPr/>
+        <w:t>GET /recommendations-details: a quick detailed plan from category, budget and preference.</w:t>
+      </w:r>
+    </w:p>
+    <w:p>
+      <w:pPr>
+        <w:pStyle w:val="ListParagraph"/>
+        <w:numPr>
+          <w:ilvl w:val="0"/>
+          <w:numId w:val="1"/>
+        </w:numPr>
+      </w:pPr>
+      <w:r>
+        <w:rPr/>
+        <w:t>GET /history and /history/{id}: past recommendations as JSON and as a rendered page.</w:t>
       </w:r>
     </w:p>
     <w:p>
@@ -1457,6 +1532,7 @@
         <w:pStyle w:val="Heading4"/>
       </w:pPr>
       <w:r>
+        <w:rPr/>
         <w:t>Validation and Error Handling:</w:t>
       </w:r>
     </w:p>
@@ -1470,20 +1546,20 @@
       </w:pPr>
       <w:r>
         <w:rPr/>
-        <w:t>Pydantic schemas reject malformed input with clear errors.</w:t>
-      </w:r>
-    </w:p>
-    <w:p>
-      <w:pPr>
-        <w:pStyle w:val="ListParagraph"/>
-        <w:numPr>
-          <w:ilvl w:val="0"/>
-          <w:numId w:val="1"/>
-        </w:numPr>
-      </w:pPr>
-      <w:r>
-        <w:rPr/>
-        <w:t>If the Gemini call fails, the /advice endpoint returns the template fallback instead of an HTTP 500.</w:t>
+        <w:t>Pydantic and Pillow checks reject malformed input and invalid images with clear messages (HTTP 422).</w:t>
+      </w:r>
+    </w:p>
+    <w:p>
+      <w:pPr>
+        <w:pStyle w:val="ListParagraph"/>
+        <w:numPr>
+          <w:ilvl w:val="0"/>
+          <w:numId w:val="1"/>
+        </w:numPr>
+      </w:pPr>
+      <w:r>
+        <w:rPr/>
+        <w:t>If Gemini fails, the rule-based engine returns a valid plan with a warning instead of an HTTP 500.</w:t>
       </w:r>
     </w:p>
     <w:p>
@@ -1499,7 +1575,7 @@
           <w:sz w:val="18"/>
           <w:noProof/>
         </w:rPr>
-        <w:t>uvicorn api.main:app --reload</w:t>
+        <w:t>python -m app.main</w:t>
       </w:r>
     </w:p>
     <w:p>
@@ -1515,31 +1591,21 @@
           <w:sz w:val="18"/>
           <w:noProof/>
         </w:rPr>
-        <w:t># open http://127.0.0.1:8000/docs</w:t>
-      </w:r>
-    </w:p>
-    <w:p>
-      <w:pPr>
-        <w:pStyle w:val="BodyText"/>
-      </w:pPr>
-    </w:p>
-    <w:p>
-      <w:pPr>
-        <w:pStyle w:val="BodyText"/>
-      </w:pPr>
-      <w:r>
-        <w:rPr>
-          <w:highlight w:val="yellow"/>
-        </w:rPr>
-        <w:t>[Insert screenshot: FastAPI /docs page listing the five endpoints]</w:t>
-      </w:r>
+        <w:t># open http://127.0.0.1:8000 (API docs at http://127.0.0.1:8000/docs)</w:t>
+      </w:r>
+    </w:p>
+    <w:p>
+      <w:pPr>
+        <w:pStyle w:val="BodyText"/>
+      </w:pPr>
     </w:p>
     <w:p>
       <w:pPr>
         <w:pStyle w:val="Heading1"/>
       </w:pPr>
       <w:r>
-        <w:t>Milestone 4: Gemini Layer and Frontend Development</w:t>
+        <w:rPr/>
+        <w:t>Milestone 4: Frontend Development and Testing</w:t>
       </w:r>
     </w:p>
     <w:p>
@@ -1547,7 +1613,8 @@
         <w:pStyle w:val="Heading3"/>
       </w:pPr>
       <w:r>
-        <w:t>Activity 4.1: Building the Gemini Advice Layer (src/gemini.py)</w:t>
+        <w:rPr/>
+        <w:t>Activity 4.1: Building the Jinja2 Pages</w:t>
       </w:r>
     </w:p>
     <w:p>
@@ -1562,11 +1629,11 @@
         <w:rPr>
           <w:b/>
         </w:rPr>
-        <w:t xml:space="preserve">Strict system prompt: </w:t>
-      </w:r>
-      <w:r>
-        <w:rPr/>
-        <w:t>The model is told never to compute, never to predict and only to phrase the numbers it is given.</w:t>
+        <w:t>Pages:</w:t>
+      </w:r>
+      <w:r>
+        <w:rPr/>
+        <w:t xml:space="preserve"> Landing, Register, Login, Dashboard, the Home, Party and Jewelry planner forms, three recommendation pages, History and Testimonials, all extending base.html.</w:t>
       </w:r>
     </w:p>
     <w:p>
@@ -1581,11 +1648,11 @@
         <w:rPr>
           <w:b/>
         </w:rPr>
-        <w:t xml:space="preserve">Response cache: </w:t>
-      </w:r>
-      <w:r>
-        <w:rPr/>
-        <w:t>Replies are stored in a local JSON file keyed by a hash of the input, so repeated requests are instant and use no API quota.</w:t>
+        <w:t>Result cards:</w:t>
+      </w:r>
+      <w:r>
+        <w:rPr/>
+        <w:t xml:space="preserve"> templates/_results.html renders each pick with price, platform, reason and a search link, plus a budget usage bar, planned total and money left.</w:t>
       </w:r>
     </w:p>
     <w:p>
@@ -1600,11 +1667,11 @@
         <w:rPr>
           <w:b/>
         </w:rPr>
-        <w:t xml:space="preserve">Template fallback: </w:t>
-      </w:r>
-      <w:r>
-        <w:rPr/>
-        <w:t>If the API is unreachable, a template string built from the model output is returned.</w:t>
+        <w:t>Styling:</w:t>
+      </w:r>
+      <w:r>
+        <w:rPr/>
+        <w:t xml:space="preserve"> static/css/style.css provides a responsive layout with dark-mode aware colours and clear error banners.</w:t>
       </w:r>
     </w:p>
     <w:p>
@@ -1612,7 +1679,8 @@
         <w:pStyle w:val="Heading3"/>
       </w:pPr>
       <w:r>
-        <w:t>Activity 4.2: Building the Streamlit Frontend</w:t>
+        <w:rPr/>
+        <w:t>Activity 4.2: JavaScript and Automated Tests</w:t>
       </w:r>
     </w:p>
     <w:p>
@@ -1627,11 +1695,11 @@
         <w:rPr>
           <w:b/>
         </w:rPr>
-        <w:t xml:space="preserve">Interface: </w:t>
-      </w:r>
-      <w:r>
-        <w:rPr/>
-        <w:t>A simple page where the user enters merchant strings, picks a view (summary, forecast, anomalies) and reads the advice. It calls the FastAPI endpoints and displays tables and plain-English text.</w:t>
+        <w:t>Dynamic behaviour:</w:t>
+      </w:r>
+      <w:r>
+        <w:rPr/>
+        <w:t xml:space="preserve"> static/js/app.js submits the planner forms with fetch, then sorts cards by price and filters them by platform without reloading the page.</w:t>
       </w:r>
     </w:p>
     <w:p>
@@ -1647,23 +1715,64 @@
           <w:sz w:val="18"/>
           <w:noProof/>
         </w:rPr>
-        <w:t>streamlit run &lt;frontend file&gt;   # [confirm filename]</w:t>
-      </w:r>
-    </w:p>
-    <w:p>
-      <w:pPr>
-        <w:pStyle w:val="BodyText"/>
-      </w:pPr>
-    </w:p>
-    <w:p>
-      <w:pPr>
-        <w:pStyle w:val="BodyText"/>
-      </w:pPr>
-      <w:r>
-        <w:rPr>
-          <w:highlight w:val="yellow"/>
-        </w:rPr>
-        <w:t>[Insert screenshot: Streamlit interface showing categorized transactions]</w:t>
+        <w:t>python -m pytest -v</w:t>
+      </w:r>
+    </w:p>
+    <w:p>
+      <w:pPr>
+        <w:pStyle w:val="BodyText"/>
+      </w:pPr>
+    </w:p>
+    <w:p>
+      <w:pPr>
+        <w:pStyle w:val="BodyText"/>
+        <w:jc w:val="center"/>
+      </w:pPr>
+      <w:r>
+        <w:drawing>
+          <wp:inline>
+            <wp:extent cx="5486400" cy="3990109"/>
+            <wp:docPr id="4" name="Picture 4"/>
+            <wp:cNvGraphicFramePr>
+              <a:graphicFrameLocks noChangeAspect="1"/>
+            </wp:cNvGraphicFramePr>
+            <a:graphic>
+              <a:graphicData uri="http://schemas.openxmlformats.org/drawingml/2006/picture">
+                <pic:pic>
+                  <pic:nvPicPr>
+                    <pic:cNvPr id="0" name="05_dashboard.png"/>
+                    <pic:cNvPicPr/>
+                  </pic:nvPicPr>
+                  <pic:blipFill>
+                    <a:blip r:embed="rId35"/>
+                    <a:stretch>
+                      <a:fillRect/>
+                    </a:stretch>
+                  </pic:blipFill>
+                  <pic:spPr>
+                    <a:xfrm>
+                      <a:off x="0" y="0"/>
+                      <a:ext cx="5486400" cy="3990109"/>
+                    </a:xfrm>
+                    <a:prstGeom prst="rect"/>
+                  </pic:spPr>
+                </pic:pic>
+              </a:graphicData>
+            </a:graphic>
+          </wp:inline>
+        </w:drawing>
+      </w:r>
+    </w:p>
+    <w:p>
+      <w:pPr>
+        <w:pStyle w:val="BodyText"/>
+        <w:jc w:val="center"/>
+      </w:pPr>
+      <w:r>
+        <w:rPr>
+          <w:i/>
+        </w:rPr>
+        <w:t>Dashboard after login</w:t>
       </w:r>
     </w:p>
     <w:p>
@@ -1671,16 +1780,17 @@
         <w:pStyle w:val="Heading1"/>
       </w:pPr>
       <w:r>
-        <w:t>Milestone 5: Deployment</w:t>
-      </w:r>
-    </w:p>
-    <w:p>
-      <w:pPr>
-        <w:pStyle w:val="BodyText"/>
-      </w:pPr>
-      <w:r>
-        <w:rPr/>
-        <w:t>In Milestone 5 the application is first run locally to confirm it works and is then deployed to Google Cloud Run so that anyone can open it from a public URL.</w:t>
+        <w:rPr/>
+        <w:t>Milestone 5: Local Run and Verification</w:t>
+      </w:r>
+    </w:p>
+    <w:p>
+      <w:pPr>
+        <w:pStyle w:val="BodyText"/>
+      </w:pPr>
+      <w:r>
+        <w:rPr/>
+        <w:t>In Milestone 5 the application is run locally with Uvicorn to confirm that every page and endpoint works.</w:t>
       </w:r>
     </w:p>
     <w:p>
@@ -1688,6 +1798,7 @@
         <w:pStyle w:val="Heading3"/>
       </w:pPr>
       <w:r>
+        <w:rPr/>
         <w:t>Activity 5.1: Local Testing</w:t>
       </w:r>
     </w:p>
@@ -1701,158 +1812,20 @@
       </w:pPr>
       <w:r>
         <w:rPr/>
-        <w:t>Start the API with uvicorn and the UI with Streamlit, then test categorization, summary, forecast, anomalies and advice.</w:t>
-      </w:r>
-    </w:p>
-    <w:p>
-      <w:pPr>
-        <w:pStyle w:val="ListParagraph"/>
-        <w:numPr>
-          <w:ilvl w:val="0"/>
-          <w:numId w:val="1"/>
-        </w:numPr>
-      </w:pPr>
-      <w:r>
-        <w:rPr/>
-        <w:t>Disconnect the internet and call /advice to confirm that the template fallback works and no error is returned.</w:t>
-      </w:r>
-    </w:p>
-    <w:p>
-      <w:pPr>
-        <w:pStyle w:val="Heading3"/>
-      </w:pPr>
-      <w:r>
-        <w:t>Activity 5.2: Deploy to Google Cloud Run</w:t>
-      </w:r>
-    </w:p>
-    <w:p>
-      <w:pPr>
-        <w:pStyle w:val="ListParagraph"/>
-        <w:numPr>
-          <w:ilvl w:val="0"/>
-          <w:numId w:val="1"/>
-        </w:numPr>
-      </w:pPr>
-      <w:r>
-        <w:rPr>
-          <w:b/>
-        </w:rPr>
-        <w:t xml:space="preserve">Prepare gcloud: </w:t>
-      </w:r>
-      <w:r>
-        <w:rPr/>
-        <w:t>Install the Google Cloud CLI, sign in and select the project.</w:t>
-      </w:r>
-    </w:p>
-    <w:p>
-      <w:pPr>
-        <w:pStyle w:val="ListParagraph"/>
-        <w:numPr>
-          <w:ilvl w:val="0"/>
-          <w:numId w:val="1"/>
-        </w:numPr>
-      </w:pPr>
-      <w:r>
-        <w:rPr>
-          <w:b/>
-        </w:rPr>
-        <w:t xml:space="preserve">Deploy from source: </w:t>
-      </w:r>
-      <w:r>
-        <w:rPr/>
-        <w:t>Cloud Build builds the container automatically (it handles the amd64 architecture), and the Gemini key is set as an environment variable instead of being baked into the image.</w:t>
-      </w:r>
-    </w:p>
-    <w:p>
-      <w:pPr>
-        <w:pStyle w:val="BodyText"/>
-        <w:spacing w:after="0"/>
-        <w:ind w:left="432"/>
-        <w:shd w:val="clear" w:color="auto" w:fill="EDEDED"/>
-      </w:pPr>
-      <w:r>
-        <w:rPr>
-          <w:rFonts w:ascii="Courier New" w:hAnsi="Courier New"/>
-          <w:sz w:val="18"/>
-          <w:noProof/>
-        </w:rPr>
-        <w:t>gcloud run deploy pocketsmart --source . --region &lt;region&gt; --allow-unauthenticated</w:t>
-      </w:r>
-    </w:p>
-    <w:p>
-      <w:pPr>
-        <w:pStyle w:val="BodyText"/>
-        <w:spacing w:after="0"/>
-        <w:ind w:left="432"/>
-        <w:shd w:val="clear" w:color="auto" w:fill="EDEDED"/>
-      </w:pPr>
-      <w:r>
-        <w:rPr>
-          <w:rFonts w:ascii="Courier New" w:hAnsi="Courier New"/>
-          <w:sz w:val="18"/>
-          <w:noProof/>
-        </w:rPr>
-        <w:t>gcloud run services update pocketsmart --set-env-vars GEMINI_API_KEY=&lt;your key&gt;</w:t>
-      </w:r>
-    </w:p>
-    <w:p>
-      <w:pPr>
-        <w:pStyle w:val="BodyText"/>
-      </w:pPr>
-    </w:p>
-    <w:p>
-      <w:pPr>
-        <w:pStyle w:val="ListParagraph"/>
-        <w:numPr>
-          <w:ilvl w:val="0"/>
-          <w:numId w:val="1"/>
-        </w:numPr>
-      </w:pPr>
-      <w:r>
-        <w:rPr>
-          <w:b/>
-        </w:rPr>
-        <w:t xml:space="preserve">Cold starts: </w:t>
-      </w:r>
-      <w:r>
-        <w:rPr/>
-        <w:t>The service uses min-instances=0, so warm it up with one request before a demo.</w:t>
-      </w:r>
-    </w:p>
-    <w:p>
-      <w:pPr>
-        <w:pStyle w:val="ListParagraph"/>
-        <w:numPr>
-          <w:ilvl w:val="0"/>
-          <w:numId w:val="1"/>
-        </w:numPr>
-      </w:pPr>
-      <w:r>
-        <w:rPr>
-          <w:b/>
-        </w:rPr>
-        <w:t xml:space="preserve">Verify: </w:t>
-      </w:r>
-      <w:r>
-        <w:rPr/>
-        <w:t xml:space="preserve">Open the public URL from a phone on mobile data and record the URL: </w:t>
-      </w:r>
-      <w:r>
-        <w:rPr>
-          <w:highlight w:val="yellow"/>
-        </w:rPr>
-        <w:t>[Cloud Run public URL]</w:t>
-      </w:r>
-    </w:p>
-    <w:p>
-      <w:pPr>
-        <w:pStyle w:val="BodyText"/>
-      </w:pPr>
-      <w:r>
-        <w:rPr>
-          <w:highlight w:val="yellow"/>
-        </w:rPr>
-        <w:t>[Insert screenshot: Cloud Run service page showing the live URL]</w:t>
+        <w:t>Run python -m app.main, register an account and test the three planners, sorting and filtering, validation errors, history and logout.</w:t>
+      </w:r>
+    </w:p>
+    <w:p>
+      <w:pPr>
+        <w:pStyle w:val="ListParagraph"/>
+        <w:numPr>
+          <w:ilvl w:val="0"/>
+          <w:numId w:val="1"/>
+        </w:numPr>
+      </w:pPr>
+      <w:r>
+        <w:rPr/>
+        <w:t>Leave GEMINI_API_KEY blank in .env, restart and request a plan to confirm that the rule-based fallback returns a valid plan within the budget.</w:t>
       </w:r>
     </w:p>
     <w:p>
@@ -1860,6 +1833,7 @@
         <w:pStyle w:val="Heading1"/>
       </w:pPr>
       <w:r>
+        <w:rPr/>
         <w:t>Exploring the Website’s Web Pages:</w:t>
       </w:r>
     </w:p>
@@ -1868,27 +1842,69 @@
         <w:pStyle w:val="Heading2"/>
       </w:pPr>
       <w:r>
-        <w:t>Home / Input Page:</w:t>
-      </w:r>
-    </w:p>
-    <w:p>
-      <w:pPr>
-        <w:pStyle w:val="BodyText"/>
-      </w:pPr>
-      <w:r>
-        <w:rPr/>
-        <w:t>Description: The landing view of PocketSmart AI where the user pastes merchant strings or chooses a sample dataset. It explains in one line that the data is synthetic and lets the user choose between categorization, summary, forecast and anomaly views.</w:t>
-      </w:r>
-    </w:p>
-    <w:p>
-      <w:pPr>
-        <w:pStyle w:val="BodyText"/>
-      </w:pPr>
-      <w:r>
-        <w:rPr>
-          <w:highlight w:val="yellow"/>
-        </w:rPr>
-        <w:t>[Insert screenshot: home / input page]</w:t>
+        <w:rPr/>
+        <w:t>Home / Landing Page:</w:t>
+      </w:r>
+    </w:p>
+    <w:p>
+      <w:pPr>
+        <w:pStyle w:val="BodyText"/>
+      </w:pPr>
+      <w:r>
+        <w:rPr/>
+        <w:t>Description: The landing view shows the three planner cards (Home Interior, Party, Jewelry), a Testimonials link and a footer, with Register and Login in the navigation.</w:t>
+      </w:r>
+    </w:p>
+    <w:p>
+      <w:pPr>
+        <w:pStyle w:val="BodyText"/>
+        <w:jc w:val="center"/>
+      </w:pPr>
+      <w:r>
+        <w:drawing>
+          <wp:inline>
+            <wp:extent cx="5486400" cy="3990109"/>
+            <wp:docPr id="5" name="Picture 5"/>
+            <wp:cNvGraphicFramePr>
+              <a:graphicFrameLocks noChangeAspect="1"/>
+            </wp:cNvGraphicFramePr>
+            <a:graphic>
+              <a:graphicData uri="http://schemas.openxmlformats.org/drawingml/2006/picture">
+                <pic:pic>
+                  <pic:nvPicPr>
+                    <pic:cNvPr id="0" name="01_home.png"/>
+                    <pic:cNvPicPr/>
+                  </pic:nvPicPr>
+                  <pic:blipFill>
+                    <a:blip r:embed="rId36"/>
+                    <a:stretch>
+                      <a:fillRect/>
+                    </a:stretch>
+                  </pic:blipFill>
+                  <pic:spPr>
+                    <a:xfrm>
+                      <a:off x="0" y="0"/>
+                      <a:ext cx="5486400" cy="3990109"/>
+                    </a:xfrm>
+                    <a:prstGeom prst="rect"/>
+                  </pic:spPr>
+                </pic:pic>
+              </a:graphicData>
+            </a:graphic>
+          </wp:inline>
+        </w:drawing>
+      </w:r>
+    </w:p>
+    <w:p>
+      <w:pPr>
+        <w:pStyle w:val="BodyText"/>
+        <w:jc w:val="center"/>
+      </w:pPr>
+      <w:r>
+        <w:rPr>
+          <w:i/>
+        </w:rPr>
+        <w:t>Landing page</w:t>
       </w:r>
     </w:p>
     <w:p>
@@ -1896,27 +1912,69 @@
         <w:pStyle w:val="Heading2"/>
       </w:pPr>
       <w:r>
-        <w:t>Categorization and Summary Page:</w:t>
-      </w:r>
-    </w:p>
-    <w:p>
-      <w:pPr>
-        <w:pStyle w:val="BodyText"/>
-      </w:pPr>
-      <w:r>
-        <w:rPr/>
-        <w:t>Description: Shows each merchant string with its predicted category and confidence, followed by a category breakdown for the selected period.</w:t>
-      </w:r>
-    </w:p>
-    <w:p>
-      <w:pPr>
-        <w:pStyle w:val="BodyText"/>
-      </w:pPr>
-      <w:r>
-        <w:rPr>
-          <w:highlight w:val="yellow"/>
-        </w:rPr>
-        <w:t>[Insert screenshot: categorization and summary page]</w:t>
+        <w:rPr/>
+        <w:t>Dashboard Page:</w:t>
+      </w:r>
+    </w:p>
+    <w:p>
+      <w:pPr>
+        <w:pStyle w:val="BodyText"/>
+      </w:pPr>
+      <w:r>
+        <w:rPr/>
+        <w:t>Description: After login the dashboard shows the number of recommendations so far, counts by category, the latest plan and shortcuts to the three planners.</w:t>
+      </w:r>
+    </w:p>
+    <w:p>
+      <w:pPr>
+        <w:pStyle w:val="BodyText"/>
+        <w:jc w:val="center"/>
+      </w:pPr>
+      <w:r>
+        <w:drawing>
+          <wp:inline>
+            <wp:extent cx="5486400" cy="3990109"/>
+            <wp:docPr id="6" name="Picture 6"/>
+            <wp:cNvGraphicFramePr>
+              <a:graphicFrameLocks noChangeAspect="1"/>
+            </wp:cNvGraphicFramePr>
+            <a:graphic>
+              <a:graphicData uri="http://schemas.openxmlformats.org/drawingml/2006/picture">
+                <pic:pic>
+                  <pic:nvPicPr>
+                    <pic:cNvPr id="0" name="05_dashboard.png"/>
+                    <pic:cNvPicPr/>
+                  </pic:nvPicPr>
+                  <pic:blipFill>
+                    <a:blip r:embed="rId35"/>
+                    <a:stretch>
+                      <a:fillRect/>
+                    </a:stretch>
+                  </pic:blipFill>
+                  <pic:spPr>
+                    <a:xfrm>
+                      <a:off x="0" y="0"/>
+                      <a:ext cx="5486400" cy="3990109"/>
+                    </a:xfrm>
+                    <a:prstGeom prst="rect"/>
+                  </pic:spPr>
+                </pic:pic>
+              </a:graphicData>
+            </a:graphic>
+          </wp:inline>
+        </w:drawing>
+      </w:r>
+    </w:p>
+    <w:p>
+      <w:pPr>
+        <w:pStyle w:val="BodyText"/>
+        <w:jc w:val="center"/>
+      </w:pPr>
+      <w:r>
+        <w:rPr>
+          <w:i/>
+        </w:rPr>
+        <w:t>Dashboard page</w:t>
       </w:r>
     </w:p>
     <w:p>
@@ -1924,27 +1982,173 @@
         <w:pStyle w:val="Heading2"/>
       </w:pPr>
       <w:r>
-        <w:t>Forecast and Anomalies Page:</w:t>
-      </w:r>
-    </w:p>
-    <w:p>
-      <w:pPr>
-        <w:pStyle w:val="BodyText"/>
-      </w:pPr>
-      <w:r>
-        <w:rPr/>
-        <w:t>Description: Displays the next-week forecast per category compared with the baselines, and the list of flagged transactions with the reason they were flagged.</w:t>
-      </w:r>
-    </w:p>
-    <w:p>
-      <w:pPr>
-        <w:pStyle w:val="BodyText"/>
-      </w:pPr>
-      <w:r>
-        <w:rPr>
-          <w:highlight w:val="yellow"/>
-        </w:rPr>
-        <w:t>[Insert screenshot: forecast and anomalies page]</w:t>
+        <w:rPr/>
+        <w:t>Planner Result Pages:</w:t>
+      </w:r>
+    </w:p>
+    <w:p>
+      <w:pPr>
+        <w:pStyle w:val="BodyText"/>
+      </w:pPr>
+      <w:r>
+        <w:rPr/>
+        <w:t>Description: Each result page shows cards with price, platform, reason and link, a budget bar, the planned total and money left, with sort and platform filter. The badge shows Gemini AI with the model used, or Rule-based fallback.</w:t>
+      </w:r>
+    </w:p>
+    <w:p>
+      <w:pPr>
+        <w:pStyle w:val="BodyText"/>
+        <w:jc w:val="center"/>
+      </w:pPr>
+      <w:r>
+        <w:drawing>
+          <wp:inline>
+            <wp:extent cx="5486400" cy="8304415"/>
+            <wp:docPr id="7" name="Picture 7"/>
+            <wp:cNvGraphicFramePr>
+              <a:graphicFrameLocks noChangeAspect="1"/>
+            </wp:cNvGraphicFramePr>
+            <a:graphic>
+              <a:graphicData uri="http://schemas.openxmlformats.org/drawingml/2006/picture">
+                <pic:pic>
+                  <pic:nvPicPr>
+                    <pic:cNvPr id="0" name="07_home_result.png"/>
+                    <pic:cNvPicPr/>
+                  </pic:nvPicPr>
+                  <pic:blipFill>
+                    <a:blip r:embed="rId34"/>
+                    <a:stretch>
+                      <a:fillRect/>
+                    </a:stretch>
+                  </pic:blipFill>
+                  <pic:spPr>
+                    <a:xfrm>
+                      <a:off x="0" y="0"/>
+                      <a:ext cx="5486400" cy="8304415"/>
+                    </a:xfrm>
+                    <a:prstGeom prst="rect"/>
+                  </pic:spPr>
+                </pic:pic>
+              </a:graphicData>
+            </a:graphic>
+          </wp:inline>
+        </w:drawing>
+      </w:r>
+    </w:p>
+    <w:p>
+      <w:pPr>
+        <w:pStyle w:val="BodyText"/>
+        <w:jc w:val="center"/>
+      </w:pPr>
+      <w:r>
+        <w:rPr>
+          <w:i/>
+        </w:rPr>
+        <w:t>Home planner result page</w:t>
+      </w:r>
+    </w:p>
+    <w:p>
+      <w:pPr>
+        <w:pStyle w:val="BodyText"/>
+        <w:jc w:val="center"/>
+      </w:pPr>
+      <w:r>
+        <w:drawing>
+          <wp:inline>
+            <wp:extent cx="5486400" cy="6992666"/>
+            <wp:docPr id="8" name="Picture 8"/>
+            <wp:cNvGraphicFramePr>
+              <a:graphicFrameLocks noChangeAspect="1"/>
+            </wp:cNvGraphicFramePr>
+            <a:graphic>
+              <a:graphicData uri="http://schemas.openxmlformats.org/drawingml/2006/picture">
+                <pic:pic>
+                  <pic:nvPicPr>
+                    <pic:cNvPr id="0" name="09_party_result.png"/>
+                    <pic:cNvPicPr/>
+                  </pic:nvPicPr>
+                  <pic:blipFill>
+                    <a:blip r:embed="rId37"/>
+                    <a:stretch>
+                      <a:fillRect/>
+                    </a:stretch>
+                  </pic:blipFill>
+                  <pic:spPr>
+                    <a:xfrm>
+                      <a:off x="0" y="0"/>
+                      <a:ext cx="5486400" cy="6992666"/>
+                    </a:xfrm>
+                    <a:prstGeom prst="rect"/>
+                  </pic:spPr>
+                </pic:pic>
+              </a:graphicData>
+            </a:graphic>
+          </wp:inline>
+        </w:drawing>
+      </w:r>
+    </w:p>
+    <w:p>
+      <w:pPr>
+        <w:pStyle w:val="BodyText"/>
+        <w:jc w:val="center"/>
+      </w:pPr>
+      <w:r>
+        <w:rPr>
+          <w:i/>
+        </w:rPr>
+        <w:t>Party planner result page (30 guests, veg only)</w:t>
+      </w:r>
+    </w:p>
+    <w:p>
+      <w:pPr>
+        <w:pStyle w:val="BodyText"/>
+        <w:jc w:val="center"/>
+      </w:pPr>
+      <w:r>
+        <w:drawing>
+          <wp:inline>
+            <wp:extent cx="5486400" cy="7122345"/>
+            <wp:docPr id="9" name="Picture 9"/>
+            <wp:cNvGraphicFramePr>
+              <a:graphicFrameLocks noChangeAspect="1"/>
+            </wp:cNvGraphicFramePr>
+            <a:graphic>
+              <a:graphicData uri="http://schemas.openxmlformats.org/drawingml/2006/picture">
+                <pic:pic>
+                  <pic:nvPicPr>
+                    <pic:cNvPr id="0" name="11_jewelry_result.png"/>
+                    <pic:cNvPicPr/>
+                  </pic:nvPicPr>
+                  <pic:blipFill>
+                    <a:blip r:embed="rId38"/>
+                    <a:stretch>
+                      <a:fillRect/>
+                    </a:stretch>
+                  </pic:blipFill>
+                  <pic:spPr>
+                    <a:xfrm>
+                      <a:off x="0" y="0"/>
+                      <a:ext cx="5486400" cy="7122345"/>
+                    </a:xfrm>
+                    <a:prstGeom prst="rect"/>
+                  </pic:spPr>
+                </pic:pic>
+              </a:graphicData>
+            </a:graphic>
+          </wp:inline>
+        </w:drawing>
+      </w:r>
+    </w:p>
+    <w:p>
+      <w:pPr>
+        <w:pStyle w:val="BodyText"/>
+        <w:jc w:val="center"/>
+      </w:pPr>
+      <w:r>
+        <w:rPr>
+          <w:i/>
+        </w:rPr>
+        <w:t>Jewelry planner result page</w:t>
       </w:r>
     </w:p>
     <w:p>
@@ -1952,27 +2156,69 @@
         <w:pStyle w:val="Heading2"/>
       </w:pPr>
       <w:r>
-        <w:t>Advice Section:</w:t>
-      </w:r>
-    </w:p>
-    <w:p>
-      <w:pPr>
-        <w:pStyle w:val="BodyText"/>
-      </w:pPr>
-      <w:r>
-        <w:rPr/>
-        <w:t>Description: Shows the plain-English advice generated by the Gemini layer (or the template fallback) beneath the results, written in simple language the user can act on.</w:t>
-      </w:r>
-    </w:p>
-    <w:p>
-      <w:pPr>
-        <w:pStyle w:val="BodyText"/>
-      </w:pPr>
-      <w:r>
-        <w:rPr>
-          <w:highlight w:val="yellow"/>
-        </w:rPr>
-        <w:t>[Insert screenshot: advice section]</w:t>
+        <w:rPr/>
+        <w:t>History Page:</w:t>
+      </w:r>
+    </w:p>
+    <w:p>
+      <w:pPr>
+        <w:pStyle w:val="BodyText"/>
+      </w:pPr>
+      <w:r>
+        <w:rPr/>
+        <w:t>Description: History lists every earlier plan with category, budget, source and date, and lets the user reopen any plan to see identical cards.</w:t>
+      </w:r>
+    </w:p>
+    <w:p>
+      <w:pPr>
+        <w:pStyle w:val="BodyText"/>
+        <w:jc w:val="center"/>
+      </w:pPr>
+      <w:r>
+        <w:drawing>
+          <wp:inline>
+            <wp:extent cx="5486400" cy="3990109"/>
+            <wp:docPr id="10" name="Picture 10"/>
+            <wp:cNvGraphicFramePr>
+              <a:graphicFrameLocks noChangeAspect="1"/>
+            </wp:cNvGraphicFramePr>
+            <a:graphic>
+              <a:graphicData uri="http://schemas.openxmlformats.org/drawingml/2006/picture">
+                <pic:pic>
+                  <pic:nvPicPr>
+                    <pic:cNvPr id="0" name="12_history.png"/>
+                    <pic:cNvPicPr/>
+                  </pic:nvPicPr>
+                  <pic:blipFill>
+                    <a:blip r:embed="rId39"/>
+                    <a:stretch>
+                      <a:fillRect/>
+                    </a:stretch>
+                  </pic:blipFill>
+                  <pic:spPr>
+                    <a:xfrm>
+                      <a:off x="0" y="0"/>
+                      <a:ext cx="5486400" cy="3990109"/>
+                    </a:xfrm>
+                    <a:prstGeom prst="rect"/>
+                  </pic:spPr>
+                </pic:pic>
+              </a:graphicData>
+            </a:graphic>
+          </wp:inline>
+        </w:drawing>
+      </w:r>
+    </w:p>
+    <w:p>
+      <w:pPr>
+        <w:pStyle w:val="BodyText"/>
+        <w:jc w:val="center"/>
+      </w:pPr>
+      <w:r>
+        <w:rPr>
+          <w:i/>
+        </w:rPr>
+        <w:t>History page</w:t>
       </w:r>
     </w:p>
     <w:p>
@@ -1989,7 +2235,7 @@
       </w:pPr>
       <w:r>
         <w:rPr/>
-        <w:t>PocketSmart AI shows how classical machine learning and generative AI can work together in a safe way: models handle categorization, anomaly detection and forecasting, while Gemini only explains the results in plain English. The FastAPI service, Streamlit interface and Google Cloud Run deployment make the project easy to run, test and share. With a reproducible evaluation report, a fallback for every external call and a clear roadmap towards real bank data, user accounts and multilingual advice, the project is ready to grow beyond its first demonstration.</w:t>
+        <w:t>PocketSmart AI shows how generative AI and simple, verifiable code can work together: Gemini proposes and explains, and the backend disposes by allowing only real products within the budget, with a rule-based fallback so the user always gets a valid plan. Future work includes live product APIs with price tracking, more planners, a managed database and spending charts on the dashboard.</w:t>
       </w:r>
     </w:p>
     <w:sectPr>
